--- a/Cambridge_Fire_Department_Overview.docx
+++ b/Cambridge_Fire_Department_Overview.docx
@@ -558,12 +558,93 @@
         <w:t>Emergency telecommunications dispatcher (ETD) pre-employment preparation guide</w:t>
       </w:r>
       <w:r>
-        <w:t xml:space="preserve"> (pp. 3–4). https://www.cambridgema.gov/-/media/files/emergencycommunications/emergencytelecommunicationsdispatcherhiringguide.pdf</w:t>
+        <w:t xml:space="preserve"> (pp. 3–4). </w:t>
+      </w:r>
+      <w:hyperlink r:id="rId9" w:history="1">
+        <w:r>
+          <w:rPr>
+            <w:rStyle w:val="Hyperlink"/>
+          </w:rPr>
+          <w:t>https://www.cambridgema.gov/-/media/files/emergencycommunications/emergencytelecommunicationsdispatcherhiringguide.pdf</w:t>
+        </w:r>
+      </w:hyperlink>
+      <w:r>
+        <w:t xml:space="preserve"> </w:t>
+      </w:r>
+    </w:p>
+    <w:p>
+      <w:pPr>
+        <w:spacing w:after="160"/>
+        <w:ind w:left="720" w:hanging="720"/>
+      </w:pPr>
+    </w:p>
+    <w:p>
+      <w:pPr>
+        <w:spacing w:after="160"/>
+        <w:ind w:left="720" w:hanging="720"/>
+      </w:pPr>
+    </w:p>
+    <w:p>
+      <w:pPr>
+        <w:spacing w:after="160"/>
+        <w:ind w:left="720" w:hanging="720"/>
+      </w:pPr>
+      <w:r>
+        <w:rPr>
+          <w:b/>
+          <w:bCs/>
+          <w:color w:val="0070C0"/>
+          <w:sz w:val="32"/>
+          <w:szCs w:val="28"/>
+        </w:rPr>
+        <w:t xml:space="preserve">The </w:t>
+      </w:r>
+      <w:proofErr w:type="spellStart"/>
+      <w:r>
+        <w:rPr>
+          <w:b/>
+          <w:bCs/>
+          <w:color w:val="0070C0"/>
+          <w:sz w:val="32"/>
+          <w:szCs w:val="28"/>
+        </w:rPr>
+        <w:t>SkyNet</w:t>
+      </w:r>
+      <w:proofErr w:type="spellEnd"/>
+      <w:r>
+        <w:rPr>
+          <w:b/>
+          <w:bCs/>
+          <w:color w:val="0070C0"/>
+          <w:sz w:val="32"/>
+          <w:szCs w:val="28"/>
+        </w:rPr>
+        <w:t xml:space="preserve"> website page:  </w:t>
+      </w:r>
+      <w:r>
+        <w:br/>
+      </w:r>
+    </w:p>
+    <w:p>
+      <w:pPr>
+        <w:spacing w:after="160"/>
+        <w:ind w:left="720" w:hanging="720"/>
+      </w:pPr>
+      <w:hyperlink r:id="rId10" w:history="1">
+        <w:r>
+          <w:rPr>
+            <w:rStyle w:val="Hyperlink"/>
+          </w:rPr>
+          <w:t>file:///C:/Users/bruce/OneDrive/Documents/2-%20PhD/02-%20Harvard%20MS%20degree/1-%20Harvard%20Courses%20-%202026-2027/2-%20Fall%20Classes%20Sep%20-%20Dec%202026/4-%20MLD%20371%20(Th)%20-%20AI%20and%20Civil%20Society/Class%20Project%20SKYNET%20-%20Cambridge%20Fire%20Department/SKYNET~1.HTM</w:t>
+        </w:r>
+      </w:hyperlink>
+      <w:r>
+        <w:t xml:space="preserve"> </w:t>
       </w:r>
     </w:p>
     <w:sectPr>
-      <w:headerReference w:type="default" r:id="rId9"/>
-      <w:footerReference w:type="default" r:id="rId10"/>
+      <w:headerReference w:type="default" r:id="rId11"/>
+      <w:footerReference w:type="default" r:id="rId12"/>
       <w:pgSz w:w="12240" w:h="15840"/>
       <w:pgMar w:top="936" w:right="1440" w:bottom="936" w:left="1440" w:header="432" w:footer="720" w:gutter="0"/>
       <w:cols w:space="720"/>
